--- a/downloads/documents/04 Units/Unit 02 - Individual Growth and Life Readiness - Me, My Goals, My Money/Lesson 02.19 - Results the Reveal and the Investor Report.docx
+++ b/downloads/documents/04 Units/Unit 02 - Individual Growth and Life Readiness - Me, My Goals, My Money/Lesson 02.19 - Results the Reveal and the Investor Report.docx
@@ -324,7 +324,7 @@
         <w:t xml:space="preserve"> </w:t>
       </w:r>
       <w:r>
-        <w:t xml:space="preserve">Tier 3 (FACS): stock, startup or IPO, corporate bond, treasury bond, retirement account (IRA), high-yield savings account, real estate investment trust (REIT), savings line. See the unit vocabulary list for Turkish, Portuguese, and Spanish.</w:t>
+        <w:t xml:space="preserve">Tier 3 (FACS): stock, startup or IPO, corporate bond, treasury bond, retirement account (IRA), high-yield savings account, real estate investment trust (REIT), savings line. See the unit vocabulary list for the Spanish column.</w:t>
       </w:r>
     </w:p>
     <w:p>
@@ -1571,7 +1571,7 @@
         <w:pStyle w:val="Compact"/>
       </w:pPr>
       <w:r>
-        <w:t xml:space="preserve">ELL: the reveal slides have one picture each (a factory, a rocket, a handshake, a flag, a tree, a honey jar, a farm) next to the real-world word; the report template is boxes with a sentence starter in each, in English, Turkish, Portuguese, and Spanish where the starter is short (</w:t>
+        <w:t xml:space="preserve">ELL: the reveal slides have one picture each (a factory, a rocket, a handshake, a flag, a tree, a honey jar, a farm) next to the real-world word; the report template is boxes with a sentence starter in each, in English and Spanish where the starter is short (</w:t>
       </w:r>
       <w:r>
         <w:t xml:space="preserve">“</w:t>

--- a/downloads/documents/04 Units/Unit 02 - Individual Growth and Life Readiness - Me, My Goals, My Money/Lesson 02.19 - Results the Reveal and the Investor Report.docx
+++ b/downloads/documents/04 Units/Unit 02 - Individual Growth and Life Readiness - Me, My Goals, My Money/Lesson 02.19 - Results the Reveal and the Investor Report.docx
@@ -41,7 +41,7 @@
         <w:t xml:space="preserve"> </w:t>
       </w:r>
       <w:r>
-        <w:t xml:space="preserve">2.4 ClassroomStreet Investor Challenge</w:t>
+        <w:t xml:space="preserve">2.4 The Gilded Age Market Investor Challenge</w:t>
       </w:r>
       <w:r>
         <w:t xml:space="preserve"> </w:t>
@@ -86,7 +86,7 @@
         <w:t xml:space="preserve"> </w:t>
       </w:r>
       <w:r>
-        <w:t xml:space="preserve">classroom with devices on Day 1 (the leaderboard and the ledger); paper only on Day 2</w:t>
+        <w:t xml:space="preserve">classroom with a board on Day 1 (the closing bell and the leaderboard); paper only on Day 2</w:t>
       </w:r>
     </w:p>
     <w:p>
@@ -231,7 +231,7 @@
         <w:t xml:space="preserve"> </w:t>
       </w:r>
       <w:r>
-        <w:t xml:space="preserve">The Golden Land was the real world with the names changed. What you did with fake money for ten days is what adults do with real money for fifty years, and the habits are the same: save first, spread it out, read the news slowly, and do not sell because you are scared.</w:t>
+        <w:t xml:space="preserve">The market on the board was the real country with the prices rounded. What you did with paper dollars over eight rounds is what adults do with real money for fifty years, and the habits are the same: save first, spread it out, read the news slowly, do not borrow to buy what is already expensive, and do not sell because you are scared.</w:t>
       </w:r>
       <w:r>
         <w:t xml:space="preserve"> </w:t>
@@ -246,7 +246,7 @@
         <w:t xml:space="preserve"> </w:t>
       </w:r>
       <w:r>
-        <w:t xml:space="preserve">Now that you know what the ventures really are, what would you tell yourself on Day 1?</w:t>
+        <w:t xml:space="preserve">Now that you know what happened next to every company on the board, what would you tell yourself in 1870?</w:t>
       </w:r>
     </w:p>
     <w:p>
@@ -276,7 +276,7 @@
         <w:pStyle w:val="Compact"/>
       </w:pPr>
       <w:r>
-        <w:t xml:space="preserve">(Low) Given the reveal table, match each of the seven ventures to its real-world instrument and state what the currency, the street, the dispatches, and the crisis stand for.</w:t>
+        <w:t xml:space="preserve">(Low) Given the reveal, state for each of the seven companies what happened next and the lesson of each, and state what the bank and Monopoly stand for.</w:t>
       </w:r>
     </w:p>
     <w:p>
@@ -288,7 +288,7 @@
         <w:pStyle w:val="Compact"/>
       </w:pPr>
       <w:r>
-        <w:t xml:space="preserve">(Mid) Given their own ledger and journal, analyze three of their decisions (what, why, what happened) and compute their starting balance, ending balance, and percent return for the Investor Report.</w:t>
+        <w:t xml:space="preserve">(Mid) Given their own ledger and journal, analyze three of their decisions (what, why, what happened) and compute their starting total, closing total at 1936 prices, and percent return for the Investor Report.</w:t>
       </w:r>
     </w:p>
     <w:p>
@@ -300,7 +300,7 @@
         <w:pStyle w:val="Compact"/>
       </w:pPr>
       <w:r>
-        <w:t xml:space="preserve">(High) Given their personal budget from Lesson 2.9 and what the simulation taught them, revise the budget with a savings line and defend the revision in the report.</w:t>
+        <w:t xml:space="preserve">(High) Given their personal budget from Lesson 2.9 and what the market taught them, revise the budget with a savings line and defend the revision in the report.</w:t>
       </w:r>
     </w:p>
     <w:p>
@@ -324,7 +324,7 @@
         <w:t xml:space="preserve"> </w:t>
       </w:r>
       <w:r>
-        <w:t xml:space="preserve">Tier 3 (FACS): stock, startup or IPO, corporate bond, treasury bond, retirement account (IRA), high-yield savings account, real estate investment trust (REIT), savings line. See the unit vocabulary list for the Spanish column.</w:t>
+        <w:t xml:space="preserve">Tier 3 (FACS): closing bell, leaderboard, dividend, bankruptcy, trust, monopoly, deposit insurance, savings line. See the unit vocabulary list for the Spanish column.</w:t>
       </w:r>
     </w:p>
     <w:p>
@@ -345,53 +345,38 @@
         </w:numPr>
         <w:pStyle w:val="Compact"/>
       </w:pPr>
-      <w:r>
-        <w:t xml:space="preserve">Devices on Day 1 only</w:t>
-      </w:r>
-    </w:p>
-    <w:p>
-      <w:pPr>
-        <w:numPr>
-          <w:ilvl w:val="0"/>
-          <w:numId w:val="1003"/>
-        </w:numPr>
-        <w:pStyle w:val="Compact"/>
-      </w:pPr>
-      <w:r>
-        <w:t xml:space="preserve">The teacher key from</w:t>
-      </w:r>
-      <w:r>
-        <w:t xml:space="preserve"> </w:t>
-      </w:r>
       <w:r>
         <w:rPr>
           <w:rStyle w:val="VerbatimChar"/>
         </w:rPr>
-        <w:t xml:space="preserve">Handout 02.14 - Venture Risk Cards.md</w:t>
-      </w:r>
-      <w:r>
-        <w:t xml:space="preserve"> </w:t>
-      </w:r>
-      <w:r>
-        <w:t xml:space="preserve">(the</w:t>
-      </w:r>
-      <w:r>
-        <w:t xml:space="preserve"> </w:t>
-      </w:r>
-      <w:r>
-        <w:t xml:space="preserve">“</w:t>
-      </w:r>
-      <w:r>
-        <w:t xml:space="preserve">what it really is</w:t>
-      </w:r>
-      <w:r>
-        <w:t xml:space="preserve">”</w:t>
-      </w:r>
-      <w:r>
-        <w:t xml:space="preserve"> </w:t>
-      </w:r>
-      <w:r>
-        <w:t xml:space="preserve">column), now shown on the slides</w:t>
+        <w:t xml:space="preserve">Handout 02.14 - The Gilded Age Market Kit.md</w:t>
+      </w:r>
+      <w:r>
+        <w:t xml:space="preserve"> </w:t>
+      </w:r>
+      <w:r>
+        <w:t xml:space="preserve">(teacher): page 2 for the closing prices, page 3 for the closing bell dispatch, page 5 for the answer key, which is the reveal</w:t>
+      </w:r>
+    </w:p>
+    <w:p>
+      <w:pPr>
+        <w:numPr>
+          <w:ilvl w:val="0"/>
+          <w:numId w:val="1003"/>
+        </w:numPr>
+        <w:pStyle w:val="Compact"/>
+      </w:pPr>
+      <w:r>
+        <w:rPr>
+          <w:rStyle w:val="VerbatimChar"/>
+        </w:rPr>
+        <w:t xml:space="preserve">Handout 02.19 - Paper Ledger.md</w:t>
+      </w:r>
+      <w:r>
+        <w:t xml:space="preserve"> </w:t>
+      </w:r>
+      <w:r>
+        <w:t xml:space="preserve">(student): the Close column, the closing holdings table, the closing numbers box</w:t>
       </w:r>
     </w:p>
     <w:p>
@@ -478,7 +463,7 @@
         <w:rPr>
           <w:rStyle w:val="VerbatimChar"/>
         </w:rPr>
-        <w:t xml:space="preserve">Project 02 - ClassroomStreet Investor Report and Personal Budget.md</w:t>
+        <w:t xml:space="preserve">Project 02 - The Gilded Age Market Investor Report and Personal Budget.md</w:t>
       </w:r>
       <w:r>
         <w:t xml:space="preserve"> </w:t>
@@ -508,7 +493,7 @@
         <w:pStyle w:val="Compact"/>
       </w:pPr>
       <w:r>
-        <w:t xml:space="preserve">The class ledger export from the Command Bridge (a CSV; print two or three anonymized paths: one safe, one risky, one that sold at the bottom, by merchant number only)</w:t>
+        <w:t xml:space="preserve">Three ledger paths to read as a class, by investor number only: the three example paths printed in the Paper Ledger’s teacher key (never sold; sold in the crash and sat in the bank; sold in the crash and bought at the bottom), or three real ledgers from this class that match them</w:t>
       </w:r>
     </w:p>
     <w:p>
@@ -541,7 +526,25 @@
         <w:pStyle w:val="Compact"/>
       </w:pPr>
       <w:r>
-        <w:t xml:space="preserve">Setup notes: the market is frozen at window 40 from the end of Lesson 2.18. Export the rankings and the ledger before Day 1. Check the leaderboard shows merchant numbers or chosen trading-house names, never real names, before it goes on the projector. Print the merchant rank titles if the site still uses them. Day 2 is a writing day: no devices, so the report is written from the journal and the printed ledger.</w:t>
+        <w:t xml:space="preserve">Setup notes: the market is frozen at Round 8 from the end of Lesson 2.18. Before Day 1, write</w:t>
+      </w:r>
+      <w:r>
+        <w:t xml:space="preserve"> </w:t>
+      </w:r>
+      <w:r>
+        <w:t xml:space="preserve">“</w:t>
+      </w:r>
+      <w:r>
+        <w:t xml:space="preserve">Closing bell, 1936</w:t>
+      </w:r>
+      <w:r>
+        <w:t xml:space="preserve">”</w:t>
+      </w:r>
+      <w:r>
+        <w:t xml:space="preserve"> </w:t>
+      </w:r>
+      <w:r>
+        <w:t xml:space="preserve">and the closing prices on the board (RAIL 30, OIL 60, GAS 30, ELEC 40, STEEL 60, AUTO 60, RADIO 12) and cover them. If you collected the ledgers at the end of 2.18, you can work out each student’s close yourself (about a minute a ledger) and have the leaderboard ready by investor number; otherwise students compute the close in Step 1 and call out totals by number. Check that nothing on the board carries a name. Day 2 is a writing day: the report is written from the journal and the ledger.</w:t>
       </w:r>
     </w:p>
     <w:p>
@@ -559,7 +562,7 @@
         <w:pStyle w:val="FirstParagraph"/>
       </w:pPr>
       <w:r>
-        <w:t xml:space="preserve">The Lesson 2.18 exit cards tell you who has a correct percent return in hand and who needs the worked-example card before writing. The journal count (how many of Entries 1 to 8 are complete) tells you who will struggle to find three decisions on Day 2; give those students the printed ledger path from the export.</w:t>
+        <w:t xml:space="preserve">The Lesson 2.18 exit cards tell you who has a correct percent return in hand and who needs the worked-example card before writing. The journal count (how many of Entries 1 to 8 are complete) tells you who will struggle to find three decisions on Day 2; give those students their own ledger’s trade log as the source, and one of the printed example paths if the ledger is thin.</w:t>
       </w:r>
     </w:p>
     <w:p>
@@ -577,7 +580,7 @@
         <w:pStyle w:val="FirstParagraph"/>
       </w:pPr>
       <w:r>
-        <w:t xml:space="preserve">On the board:</w:t>
+        <w:t xml:space="preserve">On the board (closing prices still covered):</w:t>
       </w:r>
       <w:r>
         <w:t xml:space="preserve"> </w:t>
@@ -597,7 +600,7 @@
         <w:pStyle w:val="BodyText"/>
       </w:pPr>
       <w:r>
-        <w:t xml:space="preserve">Debrief: hands for each third. Then the hook: the frozen leaderboard goes up on the projector.</w:t>
+        <w:t xml:space="preserve">Debrief: hands for each third. Then the hook: uncover the 1936 prices.</w:t>
       </w:r>
       <w:r>
         <w:t xml:space="preserve"> </w:t>
@@ -606,7 +609,7 @@
         <w:t xml:space="preserve">“</w:t>
       </w:r>
       <w:r>
-        <w:t xml:space="preserve">That is the closing bell. Nobody trades again on this board. In ten minutes I will tell you what you were actually buying.</w:t>
+        <w:t xml:space="preserve">That is the closing bell. Nobody trades again on this board. In ten minutes I will tell you what happened next to every company you owned.</w:t>
       </w:r>
       <w:r>
         <w:t xml:space="preserve">”</w:t>
@@ -726,7 +729,7 @@
               <w:jc w:val="left"/>
             </w:pPr>
             <w:r>
-              <w:t xml:space="preserve">Show the final rankings by merchant number. Read the top five with their rank titles (Grand Merchant, Master Trader, Silver Purse, Rising Star). Show the class average fortune and the class average percent return. Say the two rules of the debrief before anyone speaks: nobody is named unless they name themselves, and nobody says</w:t>
+              <w:t xml:space="preserve">Read the closing bell dispatch aloud (kit page 3): the market did not come back to 1929 for twenty five years but climbed a long way from the bottom; in 1933 the government closed every bank for a week, reopened the sound ones and created deposit insurance; in 1935 Parker Brothers began selling Monopoly. Students fill the Close column and the closing holdings table (shares times 1936 price, plus cash, plus the bank; no interest at the bell). Call investor numbers; write each total on the board; sort. Read the top five by investor number and stop. Show the class average total and the class average percent return. Say the two rules of the debrief before anyone speaks: nobody is named unless they name themselves, and nobody says</w:t>
             </w:r>
             <w:r>
               <w:t xml:space="preserve"> </w:t>
@@ -767,7 +770,7 @@
               <w:jc w:val="left"/>
             </w:pPr>
             <w:r>
-              <w:t xml:space="preserve">Find their own line. Write their final total fortune and rank on the report template cover.</w:t>
+              <w:t xml:space="preserve">Fill the Close column and the closing table. Call out the total when their number is called. Write their closing total and rank on the report template cover.</w:t>
             </w:r>
           </w:p>
         </w:tc>
@@ -802,18 +805,54 @@
               <w:jc w:val="left"/>
             </w:pPr>
             <w:r>
-              <w:t xml:space="preserve">Slides 5 to 12, one venture per slide. Sparkstone Mines is a big tech company’s stock. Cloudberry Expeditions is a startup or an IPO, a brand new company’s stock. The Iron Vault is corporate bonds: lending money to a stable company for a little interest. Crown Seal Notes are U.S. Treasury bonds: lending to the government, the safest thing there is. Willowbrook Grove is a retirement account, an IRA: slow, boring, and the thing your future self thanks you for. The Honeypot Coffer is a high-yield savings account at a bank: guaranteed small growth, never loses. Meadowgold Acres is a real estate investment trust, a REIT: owning a slice of buildings and land. Then the rest of the map (slide 12): AQ are dollars, Fortune Street is Wall Street, the dispatches are financial news, the trading windows are market hours, the crisis was 2008 or 2020 with the names changed, the leaderboard is what a financial adviser calls performance.</w:t>
-            </w:r>
-          </w:p>
-        </w:tc>
-        <w:tc>
-          <w:p>
-            <w:pPr>
-              <w:pStyle w:val="Compact"/>
-              <w:jc w:val="left"/>
-            </w:pPr>
-            <w:r>
-              <w:t xml:space="preserve">Fill the reveal table on the report template: venture, ticker, what it really is, risk level. Correct their Day 1 guess from the journal cover.</w:t>
+              <w:t xml:space="preserve">Slides 5 to 12, one company per slide, from kit page 5. RAIL, Pennsylvania Railroad: survived every panic, paid dividends for more than a century, went bankrupt in 1970 after merging with the New York Central, the largest bankruptcy the country had seen; big and old is not the same as forever. OIL, Standard Oil: broken into 34 companies in 1911; the pieces became Exxon, Mobil, Chevron, Amoco and others; a company can be bigger than the government wants and still be a good business. GAS, Consolidated Gas: became Consolidated Edison, which still sends New York its gas and electric bills; boring and necessary pays every month. ELEC, General Electric: nearly died in 1893, then lit the country; one of the twelve original companies in the Dow Jones average of 1896 and in it for over a century; a new technology’s stock can crash and still be right about the future. STEEL, US Steel: still makes steel; its share of the market shrank for a hundred years; enormous on the first day is not a guarantee. AUTO, General Motors: the largest company in the world by the 1950s, bankrupt in 2009, rescued and reorganized; the best company of one era is not the best of the next. RADIO, RCA: under $6 in 1921, over $100 in September 1929, under $3 in 1932; it took until the 1960s to matter again and it was bought and broken up in 1986; the hottest stock of a decade is usually the most expensive way to learn the word</w:t>
+            </w:r>
+            <w:r>
+              <w:t xml:space="preserve"> </w:t>
+            </w:r>
+            <w:r>
+              <w:t xml:space="preserve">“</w:t>
+            </w:r>
+            <w:r>
+              <w:t xml:space="preserve">bubble.</w:t>
+            </w:r>
+            <w:r>
+              <w:t xml:space="preserve">”</w:t>
+            </w:r>
+            <w:r>
+              <w:t xml:space="preserve"> </w:t>
+            </w:r>
+            <w:r>
+              <w:t xml:space="preserve">Then slide 12, the rest of the story: the bank (about nine thousand banks failed between 1930 and 1933 and their depositors lost their money; deposit insurance, created in 1933, is why</w:t>
+            </w:r>
+            <w:r>
+              <w:t xml:space="preserve"> </w:t>
+            </w:r>
+            <w:r>
+              <w:t xml:space="preserve">“</w:t>
+            </w:r>
+            <w:r>
+              <w:t xml:space="preserve">the bank never fails</w:t>
+            </w:r>
+            <w:r>
+              <w:t xml:space="preserve">”</w:t>
+            </w:r>
+            <w:r>
+              <w:t xml:space="preserve"> </w:t>
+            </w:r>
+            <w:r>
+              <w:t xml:space="preserve">is true for you and was not for your great great grandparents) and Monopoly (Lizzie Magie patented The Landlord’s Game in 1904 to teach that letting one person own everything hurts everyone else; Parker Brothers bought it in 1935 and sold it as Monopoly, a game about doing exactly that; the trust on the board in Round 2 is the thing her game was about).</w:t>
+            </w:r>
+          </w:p>
+        </w:tc>
+        <w:tc>
+          <w:p>
+            <w:pPr>
+              <w:pStyle w:val="Compact"/>
+              <w:jc w:val="left"/>
+            </w:pPr>
+            <w:r>
+              <w:t xml:space="preserve">Fill the reveal table on the report template: company, what happened next, the lesson in their own words, and whether their Round 0 risk guess from the journal cover was right.</w:t>
             </w:r>
           </w:p>
         </w:tc>
@@ -837,18 +876,18 @@
               <w:jc w:val="left"/>
             </w:pPr>
             <w:r>
-              <w:t xml:space="preserve">Day 1, 3. What the winners did and what the losers did</w:t>
-            </w:r>
-          </w:p>
-        </w:tc>
-        <w:tc>
-          <w:p>
-            <w:pPr>
-              <w:pStyle w:val="Compact"/>
-              <w:jc w:val="left"/>
-            </w:pPr>
-            <w:r>
-              <w:t xml:space="preserve">Put up the three printed ledger paths from the export, by merchant number only. Path 1 held safe ventures and finished slightly up. Path 2 held risky ventures through the crash and is down but recovering. Path 3 sold everything at the bottom and is down the most with cash sitting idle. Ask the class to read each one: what did this merchant do, and what did it cost or earn? Then two or three volunteers from the top and the bottom say what they did in one sentence each. Close the step with the truth my original plan names: over ten days, luck matters a lot; over fifty years, habits matter more.</w:t>
+              <w:t xml:space="preserve">Day 1, 3. Three ledger paths</w:t>
+            </w:r>
+          </w:p>
+        </w:tc>
+        <w:tc>
+          <w:p>
+            <w:pPr>
+              <w:pStyle w:val="Compact"/>
+              <w:jc w:val="left"/>
+            </w:pPr>
+            <w:r>
+              <w:t xml:space="preserve">Put up the three paths, by investor number only, from the Paper Ledger’s teacher key or from this class. Path 1 never sold: bought in 1870, held through every panic, was worth $2,618 in 1928, $926 in 1932 (less than the day it started) and $1,926 at the bell. Path 2 sold everything in October 1929 at Round 7 prices and put it in the bank: $1,892 in the bank, $1,949 at the bell, and in real life about nine thousand banks failed between 1930 and 1933 and their depositors lost their money (kit page 5). Path 3 sold in the crash like Path 2, then in 1932 took the money out of the bank and bought OIL, STEEL, AUTO and ELEC at the bottom: $5,949 at the bell. Then the two paths nobody wants: sold at the bottom in 1932 and sat in the bank, $926; and borrowed on margin in 1928, $0 in 1929. Ask the class to read each one: what did this investor do, and what did it cost or earn? Then two or three volunteers from the top and the bottom say what they did in one sentence each. Close the step with the kit’s closing question answered honestly: when you sold mattered more than that you sold; the bank looked safe and was not, in real life, until 1933; and the person who bought when everyone was selling did five times better than the one who held. Over eight rounds, luck matters a lot; over fifty years, habits matter more.</w:t>
             </w:r>
           </w:p>
         </w:tc>
@@ -868,7 +907,7 @@
               <w:t xml:space="preserve">“</w:t>
             </w:r>
             <w:r>
-              <w:t xml:space="preserve">The winners mostly</w:t>
+              <w:t xml:space="preserve">The investors who did best mostly</w:t>
             </w:r>
             <w:r>
               <w:t xml:space="preserve"> </w:t>
@@ -878,7 +917,7 @@
                 <w:i/>
                 <w:b/>
               </w:rPr>
-              <w:t xml:space="preserve">. The losers mostly</w:t>
+              <w:t xml:space="preserve">. The ones who did worst mostly</w:t>
             </w:r>
             <w:r>
               <w:rPr>
@@ -926,18 +965,18 @@
               <w:jc w:val="left"/>
             </w:pPr>
             <w:r>
-              <w:t xml:space="preserve">Prompt: what I did (nothing today; the market closed), why my final number is what it is, what I know now that I did not know on Day 1.</w:t>
-            </w:r>
-          </w:p>
-        </w:tc>
-        <w:tc>
-          <w:p>
-            <w:pPr>
-              <w:pStyle w:val="Compact"/>
-              <w:jc w:val="left"/>
-            </w:pPr>
-            <w:r>
-              <w:t xml:space="preserve">Write Entry 9 with the final total fortune.</w:t>
+              <w:t xml:space="preserve">Prompt: what I did (nothing today; the market closed), why my closing total is what it is, what I know now that I did not know in 1870.</w:t>
+            </w:r>
+          </w:p>
+        </w:tc>
+        <w:tc>
+          <w:p>
+            <w:pPr>
+              <w:pStyle w:val="Compact"/>
+              <w:jc w:val="left"/>
+            </w:pPr>
+            <w:r>
+              <w:t xml:space="preserve">Write Entry 9 with the closing total in dollars.</w:t>
             </w:r>
           </w:p>
         </w:tc>
@@ -1019,7 +1058,7 @@
               <w:t xml:space="preserve">“</w:t>
             </w:r>
             <w:r>
-              <w:t xml:space="preserve">Open your journal. Circle the three decisions you are proudest of, or least proud of. Write the entry numbers on the report template.</w:t>
+              <w:t xml:space="preserve">Open your journal and your ledger’s trade log. Circle the three decisions you are proudest of, or least proud of. Write the entry numbers on the report template.</w:t>
             </w:r>
             <w:r>
               <w:t xml:space="preserve">”</w:t>
@@ -1068,7 +1107,7 @@
               <w:jc w:val="left"/>
             </w:pPr>
             <w:r>
-              <w:t xml:space="preserve">Hand out the report template. Walk the seven parts in half a minute each, on the slide: 1. starting and ending balance; 2. percent return, shown with the formula; 3. three decisions and why, with what happened; 4. what the crisis taught me; 5. one thing I would do differently; 6. the reveal table (done yesterday); 7. my revised personal budget with a savings line. Then the rubric’s five criteria, pointing at where each one lives on the template.</w:t>
+              <w:t xml:space="preserve">Hand out the report template. Walk the seven parts in half a minute each, on the slide: 1. starting and closing total; 2. percent return, shown with the formula; 3. three decisions and why, with what happened; 4. what the crash taught me; 5. one thing I would do differently; 6. the reveal table (done yesterday); 7. my revised personal budget with a savings line. Then the rubric’s five criteria, pointing at where each one lives on the template.</w:t>
             </w:r>
           </w:p>
         </w:tc>
@@ -1114,7 +1153,7 @@
               <w:jc w:val="left"/>
             </w:pPr>
             <w:r>
-              <w:t xml:space="preserve">Circulate. The journal, the decision grid, and the Return Math handout are the sources; nothing is written from memory. Require the formula written out in part 2 and a ledger number in each of the three decisions.</w:t>
+              <w:t xml:space="preserve">Circulate. The journal, the ledger’s trade log, the decision grid, and the Return Math handout are the sources; nothing is written from memory. Require the formula written out in part 2 and a ledger number (shares, a price, or a round) in each of the three decisions.</w:t>
             </w:r>
           </w:p>
         </w:tc>
@@ -1160,18 +1199,18 @@
               <w:jc w:val="left"/>
             </w:pPr>
             <w:r>
-              <w:t xml:space="preserve">Pull the Lesson 2.9 personal budget. Show the revision table on slide 17: the same income, the same needs, and a savings line moved to the top, before wants, with a number and a place (a savings account first; a slow, spread-out investment second, once the savings account has a cushion). Say the rule that connects the topic: pay the savings line first, then the wants. Circulate.</w:t>
-            </w:r>
-          </w:p>
-        </w:tc>
-        <w:tc>
-          <w:p>
-            <w:pPr>
-              <w:pStyle w:val="Compact"/>
-              <w:jc w:val="left"/>
-            </w:pPr>
-            <w:r>
-              <w:t xml:space="preserve">Copy the 2.9 numbers into the revision table. Add or raise the savings line. Adjust the wants until it balances. Write two sentences: what changed and why the simulation made me change it.</w:t>
+              <w:t xml:space="preserve">Pull the Lesson 2.9 personal budget. Show the revision table on slide 19: the same income, the same needs, and a savings line moved to the top, before wants, with a number and a place (a savings account first, which since 1933 is insured; a spread of companies second, once the savings account has a cushion, because time smooths the crashes). Say the rule that connects the topic: pay the savings line first, then the wants. Circulate.</w:t>
+            </w:r>
+          </w:p>
+        </w:tc>
+        <w:tc>
+          <w:p>
+            <w:pPr>
+              <w:pStyle w:val="Compact"/>
+              <w:jc w:val="left"/>
+            </w:pPr>
+            <w:r>
+              <w:t xml:space="preserve">Copy the 2.9 numbers into the revision table. Add or raise the savings line. Adjust the wants until it balances. Write two sentences: what changed and why the market made me change it.</w:t>
             </w:r>
           </w:p>
         </w:tc>
@@ -1206,7 +1245,7 @@
               <w:jc w:val="left"/>
             </w:pPr>
             <w:r>
-              <w:t xml:space="preserve">Pairs swap reports. The reader checks the peer read box on the back: the formula is written, three decisions each have a number, the budget balances. Two comments, one specific. Reports back, one fix, and in the folder with the journal, grid, and Return Math handout stapled behind.</w:t>
+              <w:t xml:space="preserve">Pairs swap reports. The reader checks the peer read box on the back: the formula is written with 1,000 on the bottom, three decisions each have a ledger number, the budget balances. Two comments, one specific. Reports back, one fix, and in the folder with the journal, the ledger, the grid, and Return Math stapled behind.</w:t>
             </w:r>
           </w:p>
         </w:tc>
@@ -1307,7 +1346,7 @@
         <w:pStyle w:val="Compact"/>
       </w:pPr>
       <w:r>
-        <w:t xml:space="preserve">Which venture was the savings account? Which was the government bond? Which two were stocks?</w:t>
+        <w:t xml:space="preserve">Which company on the board still sends New York a bill? Which one went bankrupt in 1970? Which one was broken up and made its owners richer?</w:t>
       </w:r>
     </w:p>
     <w:p>
@@ -1319,7 +1358,7 @@
         <w:pStyle w:val="Compact"/>
       </w:pPr>
       <w:r>
-        <w:t xml:space="preserve">Your ending balance is 23,800. Your percent return is what, and how did you get it?</w:t>
+        <w:t xml:space="preserve">Your closing total is $1,240. Your percent return is what, and how did you get it?</w:t>
       </w:r>
     </w:p>
     <w:p>
@@ -1351,7 +1390,7 @@
         <w:pStyle w:val="Compact"/>
       </w:pPr>
       <w:r>
-        <w:t xml:space="preserve">The Honeypot Coffer never lost. Why does anyone in the real world buy anything else?</w:t>
+        <w:t xml:space="preserve">The bank never lost a dollar in this game. In real life, about nine thousand of them failed between 1930 and 1933. What changed in 1933, and why does that matter for the savings line you are about to write?</w:t>
       </w:r>
     </w:p>
     <w:p>
@@ -1363,7 +1402,7 @@
         <w:pStyle w:val="Compact"/>
       </w:pPr>
       <w:r>
-        <w:t xml:space="preserve">Willowbrook Grove barely moved in ten days. Why would a real person put money in a retirement account at age 25 anyway?</w:t>
+        <w:t xml:space="preserve">RADIO went from 6 to 100 to 3. Someone in this room owned it. What would you have needed to know in 1928 to sell it at 100, and could anyone have known it?</w:t>
       </w:r>
     </w:p>
     <w:p>
@@ -1375,7 +1414,7 @@
         <w:pStyle w:val="Compact"/>
       </w:pPr>
       <w:r>
-        <w:t xml:space="preserve">If your real family had a savings account with three months of bills in it before 2020, what would the crash have felt like? Without it?</w:t>
+        <w:t xml:space="preserve">Lizzie Magie made a game to warn people about monopolies, and it was sold as a game about building one. What does that tell you about who tells the story of money?</w:t>
       </w:r>
     </w:p>
     <w:p>
@@ -1387,7 +1426,7 @@
         <w:pStyle w:val="Compact"/>
       </w:pPr>
       <w:r>
-        <w:t xml:space="preserve">What is the one thing you would tell yourself on Day 1?</w:t>
+        <w:t xml:space="preserve">What is the one thing you would tell yourself in 1870?</w:t>
       </w:r>
     </w:p>
     <w:p>
@@ -1414,7 +1453,7 @@
         <w:t xml:space="preserve">“</w:t>
       </w:r>
       <w:r>
-        <w:t xml:space="preserve">reveal table has all seven matched.</w:t>
+        <w:t xml:space="preserve">reveal table has all seven companies with what happened next.</w:t>
       </w:r>
       <w:r>
         <w:t xml:space="preserve">”</w:t>
@@ -1504,7 +1543,7 @@
         <w:t xml:space="preserve">“</w:t>
       </w:r>
       <w:r>
-        <w:t xml:space="preserve">Entry 6: I sold 150 SPRK at 40.50 because I was scared. It went to 31.20 the next day, so selling saved me 1,395, but I never bought back, so I missed the recovery to 41.60.</w:t>
+        <w:t xml:space="preserve">Entry 7: I sold 4 RADIO at 30 because I owed the broker $200 and had no cash. RADIO went to 3 in Round 8, so selling saved me $108, but I never bought anything at the bottom, so I missed AUTO going from 8 to 60.</w:t>
       </w:r>
       <w:r>
         <w:t xml:space="preserve">”</w:t>
@@ -1525,7 +1564,7 @@
         <w:pStyle w:val="FirstParagraph"/>
       </w:pPr>
       <w:r>
-        <w:t xml:space="preserve">Day 1: 3-2-1 exit card: 3 ventures and what they really are, 2 things the winners did, 1 thing you would tell yourself on Day 1. Three students read the</w:t>
+        <w:t xml:space="preserve">Day 1: 3-2-1 exit card: 3 companies and what happened next, 2 things the investors who did best did, 1 thing you would tell yourself in 1870. Three students read the</w:t>
       </w:r>
       <w:r>
         <w:t xml:space="preserve"> </w:t>
@@ -1543,7 +1582,7 @@
         <w:t xml:space="preserve"> </w:t>
       </w:r>
       <w:r>
-        <w:t xml:space="preserve">aloud. Sort; anyone with fewer than three matches gets the reveal slide printed for Day 2.</w:t>
+        <w:t xml:space="preserve">aloud. Sort; anyone with fewer than three companies gets the reveal slides printed for Day 2.</w:t>
       </w:r>
       <w:r>
         <w:t xml:space="preserve"> </w:t>
@@ -1571,7 +1610,7 @@
         <w:pStyle w:val="Compact"/>
       </w:pPr>
       <w:r>
-        <w:t xml:space="preserve">ELL: the reveal slides have one picture each (a factory, a rocket, a handshake, a flag, a tree, a honey jar, a farm) next to the real-world word; the report template is boxes with a sentence starter in each, in English and Spanish where the starter is short (</w:t>
+        <w:t xml:space="preserve">ELL: the reveal slides have one picture each (a locomotive, an oil derrick, a gas street lamp, a light bulb, a steel bridge, a Model T, a radio set) next to the company name and the lesson in one short line; the report template is boxes with a sentence starter in each, in English and Spanish where the starter is short (</w:t>
       </w:r>
       <w:r>
         <w:t xml:space="preserve">“</w:t>
@@ -1587,7 +1626,7 @@
           <w:i/>
           <w:b/>
         </w:rPr>
-        <w:t xml:space="preserve">," "The crisis taught me</w:t>
+        <w:t xml:space="preserve">," "The crash taught me</w:t>
       </w:r>
       <w:r>
         <w:rPr>
@@ -1618,7 +1657,7 @@
         <w:pStyle w:val="Compact"/>
       </w:pPr>
       <w:r>
-        <w:t xml:space="preserve">IEP and 504 (general): the report can be typed, dictated to a partner, or recorded as a voice note with the template numbers filled in on paper; extended time by finishing part 7 at the start of Lesson 2.20 (the trading windows in Topic 2.5 give a natural five minutes); the three decisions can be two; the printed ledger path replaces a lost journal; seat the student away from the leaderboard on Day 1 if rank is a stressor.</w:t>
+        <w:t xml:space="preserve">IEP and 504 (general): the report can be typed, dictated to a partner, or recorded as a voice note with the template numbers filled in on paper; extended time by finishing part 7 at the start of Lesson 2.20 (the Round 2 block gives a natural ten minutes); the three decisions can be two; the ledger’s trade log replaces a lost journal; seat the student away from the board on Day 1 if rank is a stressor.</w:t>
       </w:r>
     </w:p>
     <w:p>
@@ -1630,7 +1669,25 @@
         <w:pStyle w:val="Compact"/>
       </w:pPr>
       <w:r>
-        <w:t xml:space="preserve">Grade 6 support: parts 3 and 5 use the sentence starters as the whole answer; the reveal table has the real-world words in a word bank; the budget revision is one change (add or raise the savings line) with the wants adjusted by the teacher’s suggestion.</w:t>
+        <w:t xml:space="preserve">Grade 6 support: parts 3 and 5 use the sentence starters as the whole answer; the reveal table has the</w:t>
+      </w:r>
+      <w:r>
+        <w:t xml:space="preserve"> </w:t>
+      </w:r>
+      <w:r>
+        <w:t xml:space="preserve">“</w:t>
+      </w:r>
+      <w:r>
+        <w:t xml:space="preserve">what happened next</w:t>
+      </w:r>
+      <w:r>
+        <w:t xml:space="preserve">”</w:t>
+      </w:r>
+      <w:r>
+        <w:t xml:space="preserve"> </w:t>
+      </w:r>
+      <w:r>
+        <w:t xml:space="preserve">lines in a word bank to match; the budget revision is one change (add or raise the savings line) with the wants adjusted by the teacher’s suggestion.</w:t>
       </w:r>
     </w:p>
     <w:p>
@@ -1642,7 +1699,7 @@
         <w:pStyle w:val="Compact"/>
       </w:pPr>
       <w:r>
-        <w:t xml:space="preserve">Grade 8 stretch: part 3 includes, for each decision, what a diversified investor would have done instead; part 7 splits the savings line into an emergency cushion and a long-term line, and names which real instrument from the reveal each would go to and why; the student writes one paragraph on luck vs habit over ten days vs fifty years.</w:t>
+        <w:t xml:space="preserve">Grade 8 stretch: part 3 includes, for each decision, what a diversified investor would have done instead; part 7 splits the savings line into an emergency cushion and a long-term line, and names where each would go and why, using the reveal (an insured savings account for the cushion; a spread of companies for the long line); the student writes one paragraph on luck vs habit over eight rounds vs fifty years.</w:t>
       </w:r>
     </w:p>
     <w:p>
@@ -1666,7 +1723,7 @@
         <w:pStyle w:val="Compact"/>
       </w:pPr>
       <w:r>
-        <w:t xml:space="preserve">No-device alternative: Day 1 uses the paper ledger totals and a leaderboard the teacher writes on the board from the ledger sheets collected the day before. Day 2 is paper already.</w:t>
+        <w:t xml:space="preserve">No-kitchen or no-machine alternative: not needed; both days are paper and a board. If the projector is out, the reveal slides are read aloud from kit page 5 and the three paths are written on the board.</w:t>
       </w:r>
     </w:p>
     <w:p>
@@ -1772,7 +1829,7 @@
               <w:jc w:val="left"/>
             </w:pPr>
             <w:r>
-              <w:t xml:space="preserve">1. Match ventures to instruments and the rest of the map</w:t>
+              <w:t xml:space="preserve">1. State what happened next to each company and the lesson of each, plus the bank and Monopoly</w:t>
             </w:r>
           </w:p>
         </w:tc>
@@ -1908,7 +1965,7 @@
         <w:pStyle w:val="BodyText"/>
       </w:pPr>
       <w:r>
-        <w:t xml:space="preserve">Rubric 02 criterion 1 (trading participation and journal) is scored from the ledger export and the journal count, collected with the report. The report and rubric are the formal check for Topic 2.4 and the Unit 2 project grade.</w:t>
+        <w:t xml:space="preserve">Rubric 02 criterion 1 (trading participation and journal) is scored from the paper ledger’s trade log and the journal count, collected with the report. The report and rubric are the formal check for Topic 2.4 and the Unit 2 project grade.</w:t>
       </w:r>
     </w:p>
     <w:p>
@@ -1926,7 +1983,7 @@
         <w:pStyle w:val="FirstParagraph"/>
       </w:pPr>
       <w:r>
-        <w:t xml:space="preserve">None. The report is finished in class. A student who needs more time finishes part 7 during the first trading window of Lesson 2.20.</w:t>
+        <w:t xml:space="preserve">None. The report is finished in class. A student who needs more time finishes part 7 during the Round 2 block of Lesson 2.20.</w:t>
       </w:r>
     </w:p>
     <w:p>
@@ -1944,7 +2001,7 @@
         <w:pStyle w:val="FirstParagraph"/>
       </w:pPr>
       <w:r>
-        <w:t xml:space="preserve">Community: a bank or credit union education officer, or a parent who works in finance, can sit in on Day 1 for the reveal and take three questions; they see a class that can name a treasury bond, and the class hears an adult say</w:t>
+        <w:t xml:space="preserve">Community: a bank or credit union education officer, or a parent who works in finance, can sit in on Day 1 for the reveal and take three questions; they see a class that can say what deposit insurance is and why it exists, and the class hears an adult say</w:t>
       </w:r>
       <w:r>
         <w:t xml:space="preserve"> </w:t>
@@ -1953,7 +2010,7 @@
         <w:t xml:space="preserve">“</w:t>
       </w:r>
       <w:r>
-        <w:t xml:space="preserve">I held in 2020.</w:t>
+        <w:t xml:space="preserve">I held when it fell.</w:t>
       </w:r>
       <w:r>
         <w:t xml:space="preserve">”</w:t>
@@ -1962,7 +2019,7 @@
         <w:t xml:space="preserve"> </w:t>
       </w:r>
       <w:r>
-        <w:t xml:space="preserve">ELA: the report is a piece of evidence-based writing (claim, number, reason); the ELA teacher may accept it as a writing sample if the two classes agree.</w:t>
+        <w:t xml:space="preserve">ELA: the report is a piece of evidence-based writing (claim, number, reason); the ELA teacher may accept it as a writing sample if the two classes agree. Social studies: the reveal is a one-page history of American business from 1870 to 1936; the social studies teacher may want the kit.</w:t>
       </w:r>
     </w:p>
     <w:p>
@@ -2032,7 +2089,37 @@
         <w:pStyle w:val="Compact"/>
       </w:pPr>
       <w:r>
-        <w:t xml:space="preserve">My own materials: the ClassroomStreet Student Guide (the reveal table, the additional reveal concepts, and the eight reflection questions, which became the report’s parts 3 to 5); my original ClassroomStreet plan (Days 14 to 16: results, the reveal, the reflection essay, and the four-criterion rubric); my ClassroomStreet site notes (the merchant rank titles).</w:t>
+        <w:rPr>
+          <w:rStyle w:val="VerbatimChar"/>
+        </w:rPr>
+        <w:t xml:space="preserve">Handout 02.14 - The Gilded Age Market Kit.md</w:t>
+      </w:r>
+      <w:r>
+        <w:t xml:space="preserve">: the closing prices (page 2), the closing bell dispatch (page 3) and the answer key (page 5), which is the whole reveal. Every date and figure in this lesson comes from the kit. The three ledger paths are built from the kit’s price table and shown in the teacher key of</w:t>
+      </w:r>
+      <w:r>
+        <w:t xml:space="preserve"> </w:t>
+      </w:r>
+      <w:r>
+        <w:rPr>
+          <w:rStyle w:val="VerbatimChar"/>
+        </w:rPr>
+        <w:t xml:space="preserve">Handout 02.19 - Paper Ledger.md</w:t>
+      </w:r>
+      <w:r>
+        <w:t xml:space="preserve">.</w:t>
+      </w:r>
+    </w:p>
+    <w:p>
+      <w:pPr>
+        <w:numPr>
+          <w:ilvl w:val="0"/>
+          <w:numId w:val="1007"/>
+        </w:numPr>
+        <w:pStyle w:val="Compact"/>
+      </w:pPr>
+      <w:r>
+        <w:t xml:space="preserve">My own materials: my earlier market simulation plan and student guide (the reveal table idea, the reflection questions that became the report’s parts 3 to 5, the results and reflection essay days, and the four-criterion rubric).</w:t>
       </w:r>
     </w:p>
     <w:p>
@@ -2054,7 +2141,7 @@
         <w:pStyle w:val="Compact"/>
       </w:pPr>
       <w:r>
-        <w:t xml:space="preserve">If Day 1 runs short, cut Step 3 to the three printed paths and skip the volunteers; the volunteers’ stories come back in the report anyway. Never cut the reveal; it is the whole point of ten days of fake names.</w:t>
+        <w:t xml:space="preserve">If Day 1 runs short, cut Step 3 to the three printed paths and skip the volunteers; the volunteers’ stories come back in the report anyway. Never cut the reveal; it is the whole point of eight rounds of history.</w:t>
       </w:r>
     </w:p>
     <w:p>
@@ -2066,7 +2153,7 @@
         <w:pStyle w:val="Compact"/>
       </w:pPr>
       <w:r>
-        <w:t xml:space="preserve">If Day 2 runs short, the peer read becomes a self-check with the same three boxes, and part 7 finishes in Lesson 2.20’s trading window.</w:t>
+        <w:t xml:space="preserve">If Day 2 runs short, the peer read becomes a self-check with the same three boxes, and part 7 finishes in Lesson 2.20’s Round 2 block.</w:t>
       </w:r>
     </w:p>
     <w:p>
@@ -2078,7 +2165,7 @@
         <w:pStyle w:val="Compact"/>
       </w:pPr>
       <w:r>
-        <w:t xml:space="preserve">The leaderboard is the moment to be careful. Read the top five by number and title. Do not read the bottom. A student who is last knows it; the class does not need to.</w:t>
+        <w:t xml:space="preserve">The leaderboard is the moment to be careful. Read the top five by investor number. Do not read the bottom. A student who is last knows it; the class does not need to. Anyone wiped out by a margin call in Round 7 shows a closing total of $0 and that is a real number on the board; say once that the report scores the reasoning, and move on.</w:t>
       </w:r>
     </w:p>
     <w:p>
@@ -2090,7 +2177,25 @@
         <w:pStyle w:val="Compact"/>
       </w:pPr>
       <w:r>
-        <w:t xml:space="preserve">My original ended with a one to two page reflection essay. The report template replaces it with seven boxed parts so the same thinking fits in one period and scores against a rubric. If a student wants to write the essay instead, the template’s parts 3 to 5 are the outline.</w:t>
+        <w:t xml:space="preserve">The honest part of Step 3: on this price table, the investor who sold everything in October 1929 and sat in the bank finished a little ahead of the one who never sold, because 1936 prices had not come back to 1929. Do not hide it. The lesson is not</w:t>
+      </w:r>
+      <w:r>
+        <w:t xml:space="preserve"> </w:t>
+      </w:r>
+      <w:r>
+        <w:t xml:space="preserve">“</w:t>
+      </w:r>
+      <w:r>
+        <w:t xml:space="preserve">never sell.</w:t>
+      </w:r>
+      <w:r>
+        <w:t xml:space="preserve">”</w:t>
+      </w:r>
+      <w:r>
+        <w:t xml:space="preserve"> </w:t>
+      </w:r>
+      <w:r>
+        <w:t xml:space="preserve">It is: selling at the bottom was the disaster, borrowing at the top was the disaster, and buying at the bottom was the best decision on the board. Then say the reveal’s line about the bank: the seller’s money was safe in the game and would not have been in real life until 1933.</w:t>
       </w:r>
     </w:p>
     <w:p>
@@ -2102,7 +2207,19 @@
         <w:pStyle w:val="Compact"/>
       </w:pPr>
       <w:r>
-        <w:t xml:space="preserve">The Round 2 trading windows during Lessons 2.20 to 2.22 run on the same board after the reveal; see</w:t>
+        <w:t xml:space="preserve">My earlier plan ended with a one to two page reflection essay. The report template replaces it with seven boxed parts so the same thinking fits in one period and scores against a rubric. If a student wants to write the essay instead, the template’s parts 3 to 5 are the outline.</w:t>
+      </w:r>
+    </w:p>
+    <w:p>
+      <w:pPr>
+        <w:numPr>
+          <w:ilvl w:val="0"/>
+          <w:numId w:val="1008"/>
+        </w:numPr>
+        <w:pStyle w:val="Compact"/>
+      </w:pPr>
+      <w:r>
+        <w:t xml:space="preserve">The Round 2 replay during Lessons 2.20 to 2.22 runs on the same board after the reveal, with a fresh $1,000 and everyone knowing what is coming; see</w:t>
       </w:r>
       <w:r>
         <w:t xml:space="preserve"> </w:t>
@@ -2123,7 +2240,7 @@
     <w:sectPr>
       <w:headerReference w:type="default" r:id="rId9"/>
       <w:pgSz w:w="12240" w:h="15840"/>
-      <w:pgMar w:top="1440" w:bottom="1440" w:left="1440" w:right="1440" w:header="504"/>
+      <w:pgMar w:top="1296" w:bottom="1296" w:left="1296" w:right="1296" w:header="504"/>
     </w:sectPr>
   </w:body>
 </w:document>

--- a/downloads/documents/04 Units/Unit 02 - Individual Growth and Life Readiness - Me, My Goals, My Money/Lesson 02.19 - Results the Reveal and the Investor Report.docx
+++ b/downloads/documents/04 Units/Unit 02 - Individual Growth and Life Readiness - Me, My Goals, My Money/Lesson 02.19 - Results the Reveal and the Investor Report.docx
@@ -41,7 +41,7 @@
         <w:t xml:space="preserve"> </w:t>
       </w:r>
       <w:r>
-        <w:t xml:space="preserve">2.4 The Gilded Age Market Investor Challenge</w:t>
+        <w:t xml:space="preserve">2.4 The Gilded Age Market</w:t>
       </w:r>
       <w:r>
         <w:t xml:space="preserve"> </w:t>
@@ -544,7 +544,7 @@
         <w:t xml:space="preserve"> </w:t>
       </w:r>
       <w:r>
-        <w:t xml:space="preserve">and the closing prices on the board (RAIL 30, OIL 60, GAS 30, ELEC 40, STEEL 60, AUTO 60, RADIO 12) and cover them. If you collected the ledgers at the end of 2.18, you can work out each student’s close yourself (about a minute a ledger) and have the leaderboard ready by investor number; otherwise students compute the close in Step 1 and call out totals by number. Check that nothing on the board carries a name. Day 2 is a writing day: the report is written from the journal and the ledger.</w:t>
+        <w:t xml:space="preserve">and the closing prices on the board (RAIL 30, OIL 60, GAS 30, ELEC 40, STEEL 60, AUTO 60, RADIO 12) and cover them. The ledgers were collected at the end of 2.18. Before Day 1, work out each student’s closing total at the 1936 prices (about a minute a ledger), write the sorted leaderboard by investor number on the board and cover it with the prices, and hand the ledgers back at the door. In Step 1 students fill the Close column and check their total against the board. Check that nothing on the board carries a name. Day 2 is a writing day: the report is written from the journal and the ledger.</w:t>
       </w:r>
     </w:p>
     <w:p>
@@ -729,7 +729,7 @@
               <w:jc w:val="left"/>
             </w:pPr>
             <w:r>
-              <w:t xml:space="preserve">Read the closing bell dispatch aloud (kit page 3): the market did not come back to 1929 for twenty five years but climbed a long way from the bottom; in 1933 the government closed every bank for a week, reopened the sound ones and created deposit insurance; in 1935 Parker Brothers began selling Monopoly. Students fill the Close column and the closing holdings table (shares times 1936 price, plus cash, plus the bank; no interest at the bell). Call investor numbers; write each total on the board; sort. Read the top five by investor number and stop. Show the class average total and the class average percent return. Say the two rules of the debrief before anyone speaks: nobody is named unless they name themselves, and nobody says</w:t>
+              <w:t xml:space="preserve">Read the closing bell dispatch aloud (kit page 3): the market did not come back to 1929 for twenty five years but climbed a long way from the bottom; in 1933 the government closed every bank for a week, reopened the sound ones and created deposit insurance; in 1935 Parker Brothers began selling Monopoly. Students fill the Close column and the closing holdings table (shares times 1936 price, plus cash, plus the bank; no interest at the bell). Hand out the report template; the cover line and part 6 are filled today. Uncover the leaderboard you built from the collected ledgers, sorted by investor number; a student whose total does not match the board raises a hand and you check it together. Read the top five by investor number and stop. Show the class average total and the class average percent return. Say the two rules of the debrief before anyone speaks: nobody is named unless they name themselves, and nobody says</w:t>
             </w:r>
             <w:r>
               <w:t xml:space="preserve"> </w:t>
@@ -770,7 +770,7 @@
               <w:jc w:val="left"/>
             </w:pPr>
             <w:r>
-              <w:t xml:space="preserve">Fill the Close column and the closing table. Call out the total when their number is called. Write their closing total and rank on the report template cover.</w:t>
+              <w:t xml:space="preserve">Fill the Close column and the closing table. Check the total against the board and raise a hand if it does not match. Write their closing total and rank on the report template cover.</w:t>
             </w:r>
           </w:p>
         </w:tc>
@@ -805,7 +805,7 @@
               <w:jc w:val="left"/>
             </w:pPr>
             <w:r>
-              <w:t xml:space="preserve">Slides 5 to 12, one company per slide, from kit page 5. RAIL, Pennsylvania Railroad: survived every panic, paid dividends for more than a century, went bankrupt in 1970 after merging with the New York Central, the largest bankruptcy the country had seen; big and old is not the same as forever. OIL, Standard Oil: broken into 34 companies in 1911; the pieces became Exxon, Mobil, Chevron, Amoco and others; a company can be bigger than the government wants and still be a good business. GAS, Consolidated Gas: became Consolidated Edison, which still sends New York its gas and electric bills; boring and necessary pays every month. ELEC, General Electric: nearly died in 1893, then lit the country; one of the twelve original companies in the Dow Jones average of 1896 and in it for over a century; a new technology’s stock can crash and still be right about the future. STEEL, US Steel: still makes steel; its share of the market shrank for a hundred years; enormous on the first day is not a guarantee. AUTO, General Motors: the largest company in the world by the 1950s, bankrupt in 2009, rescued and reorganized; the best company of one era is not the best of the next. RADIO, RCA: under $6 in 1921, over $100 in September 1929, under $3 in 1932; it took until the 1960s to matter again and it was bought and broken up in 1986; the hottest stock of a decade is usually the most expensive way to learn the word</w:t>
+              <w:t xml:space="preserve">Slides 5 to 11, one company per slide, from kit page 5. RAIL, Pennsylvania Railroad: survived every panic, paid dividends for more than a century, went bankrupt in 1970 after merging with the New York Central, the largest bankruptcy the country had seen; big and old is not the same as forever. OIL, Standard Oil: broken into 34 companies in 1911; the pieces became Exxon, Mobil, Chevron, Amoco and others; a company can be bigger than the government wants and still be a good business. GAS, Consolidated Gas: became Consolidated Edison, which still sends New York its gas and electric bills; boring and necessary pays every month. ELEC, General Electric: nearly died in 1893, then lit the country; one of the twelve original companies in the Dow Jones average of 1896 and in it for over a century; a new technology’s stock can crash and still be right about the future. STEEL, US Steel: still makes steel; its share of the market shrank for a hundred years; enormous on the first day is not a guarantee. AUTO, General Motors: the largest company in the world by the 1950s, bankrupt in 2009, rescued and reorganized; the best company of one era is not the best of the next. RADIO, RCA: under $6 in 1921, over $100 in September 1929, under $3 in 1932; it took until the 1960s to matter again and it was bought and broken up in 1986; the hottest stock of a decade is usually the most expensive way to learn the word</w:t>
             </w:r>
             <w:r>
               <w:t xml:space="preserve"> </w:t>
@@ -887,7 +887,7 @@
               <w:jc w:val="left"/>
             </w:pPr>
             <w:r>
-              <w:t xml:space="preserve">Put up the three paths, by investor number only, from the Paper Ledger’s teacher key or from this class. Path 1 never sold: bought in 1870, held through every panic, was worth $2,618 in 1928, $926 in 1932 (less than the day it started) and $1,926 at the bell. Path 2 sold everything in October 1929 at Round 7 prices and put it in the bank: $1,892 in the bank, $1,949 at the bell, and in real life about nine thousand banks failed between 1930 and 1933 and their depositors lost their money (kit page 5). Path 3 sold in the crash like Path 2, then in 1932 took the money out of the bank and bought OIL, STEEL, AUTO and ELEC at the bottom: $5,949 at the bell. Then the two paths nobody wants: sold at the bottom in 1932 and sat in the bank, $926; and borrowed on margin in 1928, $0 in 1929. Ask the class to read each one: what did this investor do, and what did it cost or earn? Then two or three volunteers from the top and the bottom say what they did in one sentence each. Close the step with the kit’s closing question answered honestly: when you sold mattered more than that you sold; the bank looked safe and was not, in real life, until 1933; and the person who bought when everyone was selling did five times better than the one who held. Over eight rounds, luck matters a lot; over fifty years, habits matter more.</w:t>
+              <w:t xml:space="preserve">Put up the three paths, by investor number only, from the Paper Ledger’s teacher key or from this class. Path 1 never sold: bought in 1870, held through every panic, was worth $2,618 in 1928, $926 in 1932 (less than the day it started) and $1,926 at the bell. Path 2 sold everything in October 1929 at Round 7 prices and put it in the bank: $1,892 in the bank, $1,949 at the bell, and in real life about nine thousand banks failed between 1930 and 1933 and their depositors lost their money (kit page 5). Path 3 sold in the crash like Path 2, then in 1932 took the money out of the bank and bought OIL, STEEL, AUTO and ELEC at the bottom: $5,949 at the bell. Then the two paths nobody wants: sold at the bottom in 1932 and sat in the bank, $926; and borrowed on margin in 1928, $0 in 1929. Ask the class to read each one: what did this investor do, and what did it cost or earn? Then two or three volunteers from the top and the bottom say what they did in one sentence each. Close the step with the kit’s closing question answered honestly: when you sold mattered more than that you sold; the bank looked safe and was not, in real life, until 1933; and the person who bought when everyone was selling made more than five times the gain of the one who held ($4,949 against $926). Over eight rounds, luck matters a lot; over fifty years, habits matter more.</w:t>
             </w:r>
           </w:p>
         </w:tc>
@@ -1107,7 +1107,7 @@
               <w:jc w:val="left"/>
             </w:pPr>
             <w:r>
-              <w:t xml:space="preserve">Hand out the report template. Walk the seven parts in half a minute each, on the slide: 1. starting and closing total; 2. percent return, shown with the formula; 3. three decisions and why, with what happened; 4. what the crash taught me; 5. one thing I would do differently; 6. the reveal table (done yesterday); 7. my revised personal budget with a savings line. Then the rubric’s five criteria, pointing at where each one lives on the template.</w:t>
+              <w:t xml:space="preserve">Students take out the report template from Day 1. Walk the seven parts in half a minute each, on the slide: 1. starting and closing total; 2. percent return, shown with the formula; 3. three decisions and why, with what happened; 4. what the crash taught me; 5. one thing I would do differently; 6. the reveal table (done yesterday); 7. my revised personal budget with a savings line. Then the rubric’s five criteria, pointing at where each one lives on the template.</w:t>
             </w:r>
           </w:p>
         </w:tc>
@@ -1245,7 +1245,7 @@
               <w:jc w:val="left"/>
             </w:pPr>
             <w:r>
-              <w:t xml:space="preserve">Pairs swap reports. The reader checks the peer read box on the back: the formula is written with 1,000 on the bottom, three decisions each have a ledger number, the budget balances. Two comments, one specific. Reports back, one fix, and in the folder with the journal, the ledger, the grid, and Return Math stapled behind.</w:t>
+              <w:t xml:space="preserve">Pairs swap reports. The reader checks the peer read box on the back: the formula is written with 1,000 on the bottom, three decisions each have a ledger number, the budget balances. Two comments, one specific. Reports back, one fix, and in the folder with the journal, the ledger, the grid, and Return Math stapled behind. The Round 2 replay does not need the stapled journal or ledger back: the journal’s replay section and the ledger’s Section F are printed as their own sheets for Lesson 2.20.</w:t>
             </w:r>
           </w:p>
         </w:tc>
@@ -2240,7 +2240,7 @@
     <w:sectPr>
       <w:headerReference w:type="default" r:id="rId9"/>
       <w:pgSz w:w="12240" w:h="15840"/>
-      <w:pgMar w:top="1296" w:bottom="1296" w:left="1296" w:right="1296" w:header="504"/>
+      <w:pgMar w:top="1440" w:bottom="1440" w:left="1440" w:right="1440" w:header="504"/>
     </w:sectPr>
   </w:body>
 </w:document>
